--- a/chapters/vol10/12-Lời-bạt.docx
+++ b/chapters/vol10/12-Lời-bạt.docx
@@ -4,8 +4,7 @@
   <w:body>
     <w:p>
       <w:pPr>
-        <w:pStyle w:val="Heading2"/>
-        <w:spacing w:before="400" w:after="280"/>
+        <w:spacing w:before="360" w:after="280"/>
         <w:jc w:val="center"/>
       </w:pPr>
       <w:r>
@@ -20,47 +19,7 @@
     </w:p>
     <w:p>
       <w:pPr>
-        <w:spacing w:after="280" w:before="280"/>
-        <w:jc w:val="center"/>
-      </w:pPr>
-      <w:r>
-        <w:drawing>
-          <wp:inline xmlns:a="http://schemas.openxmlformats.org/drawingml/2006/main" xmlns:pic="http://schemas.openxmlformats.org/drawingml/2006/picture">
-            <wp:extent cx="5029200" cy="1912284"/>
-            <wp:docPr id="1" name="Picture 1"/>
-            <wp:cNvGraphicFramePr>
-              <a:graphicFrameLocks noChangeAspect="1"/>
-            </wp:cNvGraphicFramePr>
-            <a:graphic>
-              <a:graphicData uri="http://schemas.openxmlformats.org/drawingml/2006/picture">
-                <pic:pic>
-                  <pic:nvPicPr>
-                    <pic:cNvPr id="0" name="image_p237_1.jpeg"/>
-                    <pic:cNvPicPr/>
-                  </pic:nvPicPr>
-                  <pic:blipFill>
-                    <a:blip r:embed="rId9"/>
-                    <a:stretch>
-                      <a:fillRect/>
-                    </a:stretch>
-                  </pic:blipFill>
-                  <pic:spPr>
-                    <a:xfrm>
-                      <a:off x="0" y="0"/>
-                      <a:ext cx="5029200" cy="1912284"/>
-                    </a:xfrm>
-                    <a:prstGeom prst="rect"/>
-                  </pic:spPr>
-                </pic:pic>
-              </a:graphicData>
-            </a:graphic>
-          </wp:inline>
-        </w:drawing>
-      </w:r>
-    </w:p>
-    <w:p>
-      <w:pPr>
-        <w:spacing w:line="300" w:lineRule="auto" w:after="120"/>
+        <w:spacing w:before="0" w:after="120" w:line="276" w:lineRule="auto"/>
       </w:pPr>
       <w:r>
         <w:rPr>
@@ -73,7 +32,7 @@
     </w:p>
     <w:p>
       <w:pPr>
-        <w:spacing w:line="300" w:lineRule="auto" w:after="120"/>
+        <w:spacing w:before="0" w:after="120" w:line="276" w:lineRule="auto"/>
       </w:pPr>
       <w:r>
         <w:rPr>
@@ -86,7 +45,7 @@
     </w:p>
     <w:p>
       <w:pPr>
-        <w:spacing w:line="300" w:lineRule="auto" w:after="120"/>
+        <w:spacing w:before="0" w:after="120" w:line="276" w:lineRule="auto"/>
       </w:pPr>
       <w:r>
         <w:rPr>
@@ -99,7 +58,7 @@
     </w:p>
     <w:p>
       <w:pPr>
-        <w:spacing w:line="300" w:lineRule="auto" w:after="120"/>
+        <w:spacing w:before="0" w:after="120" w:line="276" w:lineRule="auto"/>
       </w:pPr>
       <w:r>
         <w:rPr>
@@ -112,7 +71,7 @@
     </w:p>
     <w:p>
       <w:pPr>
-        <w:spacing w:line="300" w:lineRule="auto" w:after="120"/>
+        <w:spacing w:before="0" w:after="120" w:line="276" w:lineRule="auto"/>
       </w:pPr>
       <w:r>
         <w:rPr>
@@ -125,7 +84,7 @@
     </w:p>
     <w:p>
       <w:pPr>
-        <w:spacing w:line="300" w:lineRule="auto" w:after="120"/>
+        <w:spacing w:before="0" w:after="120" w:line="276" w:lineRule="auto"/>
       </w:pPr>
       <w:r>
         <w:rPr>
@@ -138,7 +97,7 @@
     </w:p>
     <w:p>
       <w:pPr>
-        <w:spacing w:line="300" w:lineRule="auto" w:after="120"/>
+        <w:spacing w:before="0" w:after="120" w:line="276" w:lineRule="auto"/>
       </w:pPr>
       <w:r>
         <w:rPr>
@@ -151,7 +110,7 @@
     </w:p>
     <w:p>
       <w:pPr>
-        <w:spacing w:line="300" w:lineRule="auto" w:after="120"/>
+        <w:spacing w:before="0" w:after="120" w:line="276" w:lineRule="auto"/>
       </w:pPr>
       <w:r>
         <w:rPr>
@@ -164,7 +123,7 @@
     </w:p>
     <w:p>
       <w:pPr>
-        <w:spacing w:line="300" w:lineRule="auto" w:after="120"/>
+        <w:spacing w:before="0" w:after="120" w:line="276" w:lineRule="auto"/>
       </w:pPr>
       <w:r>
         <w:rPr>
@@ -177,7 +136,7 @@
     </w:p>
     <w:p>
       <w:pPr>
-        <w:spacing w:line="300" w:lineRule="auto" w:after="120"/>
+        <w:spacing w:before="0" w:after="120" w:line="276" w:lineRule="auto"/>
       </w:pPr>
       <w:r>
         <w:rPr>
@@ -190,7 +149,7 @@
     </w:p>
     <w:p>
       <w:pPr>
-        <w:spacing w:line="300" w:lineRule="auto" w:after="120"/>
+        <w:spacing w:before="0" w:after="120" w:line="276" w:lineRule="auto"/>
       </w:pPr>
       <w:r>
         <w:rPr>
@@ -203,7 +162,7 @@
     </w:p>
     <w:sectPr>
       <w:pgSz w:w="12240" w:h="15840"/>
-      <w:pgMar w:top="1440" w:right="1800" w:bottom="1440" w:left="1800" w:header="720" w:footer="720" w:gutter="0"/>
+      <w:pgMar w:top="1440" w:right="1440" w:bottom="1440" w:left="1440" w:header="720" w:footer="720" w:gutter="0"/>
       <w:cols w:space="720"/>
       <w:docGrid w:linePitch="360"/>
     </w:sectPr>
